--- a/public/evrak/zumre-tutanaklari/GNL-ZMR-ZT-001-COG_Cografya_Ders_Yili_Basi_Zumre_Tutanagi_2026-2027_v1.0.docx
+++ b/public/evrak/zumre-tutanaklari/GNL-ZMR-ZT-001-COG_Cografya_Ders_Yili_Basi_Zumre_Tutanagi_2026-2027_v1.0.docx
@@ -130,7 +130,7 @@
                 <w:i w:val="0"/>
                 <w:sz w:val="18"/>
               </w:rPr>
-              <w:t>• Toplantı öncesinde teyit edilecek iki husus: (1) Türkiye Yüzyılı Maarif Modeli'nin bu yıl kapsadığı sınıf düzeyleri (taslak 9, 10 ve 11. sınıf varsayımıyla kuruludur); (2) 11 ve 12. sınıflarda dört ve iki saatlik grupların şube listeleri ile hangi öğretmenin hangi grubu okuttuğu — madde 3 çizelgesi buna göre güncellenir.</w:t>
+              <w:t>• Türkiye Yüzyılı Maarif Modeli'nin 2026-2027 sınıf kapsamı doğrulanmıştır: Bakanlığın tymm.meb.gov.tr adresindeki duyurusuna göre model ortaöğretimde hazırlık, 9 ve 10. sınıflarda devam etmekte, 11. sınıflarda uygulanmaya başlamaktadır; aynı adreste yayımlanan 2026-2027 coğrafya taslak çerçeve yıllık planı da 9, 10 ve 11. sınıf sayfalarını bu programa, 12. sınıf sayfalarını 2018 programına göre vermektedir (erişim 29.08.2026). Toplantı öncesinde teyit edilecek husus: 11 ve 12. sınıflarda dört ve iki saatlik grupların şube listeleri ile hangi öğretmenin hangi grubu okuttuğu — madde 3 çizelgesi buna göre güncellenir.</w:t>
             </w:r>
           </w:p>
           <w:p>
@@ -214,7 +214,7 @@
                 <w:i w:val="0"/>
                 <w:sz w:val="18"/>
               </w:rPr>
-              <w:t>• Bu belge, okulapp.org üzerinde yayımlanan GENEL TUTANAK ŞABLONU setinin parçasıdır (sürüm: 2026.08 (28.08.2026)). Resmî bir Bakanlık belgesi değildir; okulun şartlarına ve toplantıda gerçekten görüşülen hususlara göre uyarlanır. Metindeki mevzuat atıfları 28.08.2026 tarihi itibarıyla yürürlükteki hükümlere göre yazılmıştır; kullanmadan önce güncelliği kontrol ediniz. Lisans: CC BY 4.0 — kaynak gösterilerek kullanılabilir ve uyarlanabilir.</w:t>
+              <w:t>• Bu belge, okulapp.org üzerinde yayımlanan GENEL TUTANAK ŞABLONU setinin parçasıdır (sürüm: 2026.08.1 (29.08.2026)). Resmî bir Bakanlık belgesi değildir; okulun şartlarına ve toplantıda gerçekten görüşülen hususlara göre uyarlanır. Metindeki mevzuat atıfları 28.08.2026 tarihi itibarıyla yürürlükteki hükümlere göre yazılmıştır; kullanmadan önce güncelliği kontrol ediniz. Lisans: CC BY 4.0 — kaynak gösterilerek kullanılabilir ve uyarlanabilir.</w:t>
             </w:r>
           </w:p>
           <w:p>
@@ -5693,6 +5693,20 @@
         <w:rPr>
           <w:b w:val="0"/>
           <w:i w:val="0"/>
+          <w:sz w:val="20"/>
+        </w:rPr>
+        <w:t>Bakanlığın 2026-2027 taslak çerçeve yıllık planlarının tymm.meb.gov.tr adresinde yayımlandığı ve coğrafya için altı varyantın tamamını karşıladığı görüldü. Yıllık planların bu çerçeve planlar esas alınıp içerik çerçevesi bozulmadan okula uyarlanması; uyarlamada il millî eğitim müdürlüğü çalışma takviminin gözetilmesi benimsendi. Bu kapsamda Kurban Bayramı tatilinin (15-19 Mayıs 2027) çerçeve planın 32. haftasına denk geldiği, o hafta yalnız perşembe ve cuma günleri ders yapılacağı; çerçeve planda okul temelli planlama süresinin 18. hafta (18-22 Ocak 2027) ile 36. hafta (14-18 Haziran 2027) örnek yerleşimiyle gösterildiği ve kesin yerleşimin zümre kararına bırakıldığı not edildi. Zümrece hazırlanan okula uyarlanmış plan taslakları toplantıda incelendi. Okul temelli planlama uygulamalarına ilişkin şu esaslar benimsendi: bu süre not amaçlı sınava dönüştürülmez, üretilen ürünler zümre kararıyla ilgili dönemin performans çalışması kapsamında değerlendirilebilir; öğrenme kanıtları sınıf düzeyi sorumlusunca zümre dosyasında toplanır ve yıl sonu toplantısında değerlendirilir; okul dışına çıkılmasını gerektiren çalışmalarda zaman-yer-refakat onayı ile etkinlik bazlı veli izni okulun sosyal etkinlik belgeleri üzerinden alınır; bilgisayar laboratuvarı gerektiren etkinliklerde laboratuvar takvimi en geç iki hafta önceden okul yönetimiyle kesinleştirilir.</w:t>
+      </w:r>
+    </w:p>
+    <w:p>
+      <w:pPr>
+        <w:spacing w:after="80" w:before="0"/>
+        <w:jc w:val="both"/>
+      </w:pPr>
+      <w:r>
+        <w:rPr>
+          <w:b w:val="0"/>
+          <w:i w:val="0"/>
           <w:color w:val="C00000"/>
           <w:sz w:val="20"/>
         </w:rPr>
@@ -5775,7 +5789,7 @@
           <w:i w:val="0"/>
           <w:sz w:val="20"/>
         </w:rPr>
-        <w:t xml:space="preserve">Yıllık planların altı set hâlinde (9, 10, 11-dört saatlik, 11-iki saatlik, 12-dört saatlik, 12-iki saatlik) madde 3'teki sınıf düzeyi sorumluları koordinasyonunda zümrece ortak hazırlanarak en geç </w:t>
+        <w:t xml:space="preserve">Yıllık planların altı set hâlinde (9, 10, 11-dört saatlik, 11-iki saatlik, 12-dört saatlik, 12-iki saatlik), Bakanlıkça tymm.meb.gov.tr adresinde yayımlanan 2026-2027 taslak çerçeve yıllık planları esas alınıp içerik çerçevesi korunarak ve okul çalışma takvimine uyarlanarak, madde 3'teki sınıf düzeyi sorumluları koordinasyonunda zümrece ortak hazırlanıp en geç </w:t>
       </w:r>
       <w:r>
         <w:rPr>
@@ -5815,7 +5829,7 @@
           <w:i w:val="0"/>
           <w:sz w:val="20"/>
         </w:rPr>
-        <w:t>Okul temelli planlama sürelerinin; 9. sınıfta okul çevresinde gözlem ve okuma çalışmalarına, 10. sınıfta program gereği meslek seçimi ve kariyer planlaması rehberliği ile yer şekilleri saha çalışmasına, 11. sınıfta her iki varyantta da web tabanlı coğrafi bilgi sistemleri uygulaması ve proje çalışmalarına ayrılmasına; kullanım planının yıllık planlarda gösterilmesine karar verildi.</w:t>
+        <w:t>Okul temelli planlama sürelerinin; 9. sınıfta okul çevresinde gözlem ve okuma çalışmalarına, 10. sınıfta program gereği meslek seçimi ve kariyer planlaması rehberliği ile yer şekilleri saha çalışmasına, 11. sınıfta her iki varyantta da web tabanlı coğrafi bilgi sistemleri uygulaması ve proje çalışmalarına ayrılmasına; bu sürelerin çerçeve planın örnek yerleşimine uygun olarak 18. hafta (18-22 Ocak 2027) ile 36. haftada (14-18 Haziran 2027) kullanılmasına (11. sınıf dört saatlik gruplarda 18. haftanın tamamı ile 36. haftanın iki saati); kullanım planının yıllık planlarda gösterilmesine karar verildi.</w:t>
       </w:r>
     </w:p>
     <w:p>

--- a/public/evrak/zumre-tutanaklari/GNL-ZMR-ZT-001-COG_Cografya_Ders_Yili_Basi_Zumre_Tutanagi_2026-2027_v1.0.docx
+++ b/public/evrak/zumre-tutanaklari/GNL-ZMR-ZT-001-COG_Cografya_Ders_Yili_Basi_Zumre_Tutanagi_2026-2027_v1.0.docx
@@ -214,7 +214,7 @@
                 <w:i w:val="0"/>
                 <w:sz w:val="18"/>
               </w:rPr>
-              <w:t>• Bu belge, okulapp.org üzerinde yayımlanan GENEL TUTANAK ŞABLONU setinin parçasıdır (sürüm: 2026.08.1 (29.08.2026)). Resmî bir Bakanlık belgesi değildir; okulun şartlarına ve toplantıda gerçekten görüşülen hususlara göre uyarlanır. Metindeki mevzuat atıfları 28.08.2026 tarihi itibarıyla yürürlükteki hükümlere göre yazılmıştır; kullanmadan önce güncelliği kontrol ediniz. Lisans: CC BY 4.0 — kaynak gösterilerek kullanılabilir ve uyarlanabilir.</w:t>
+              <w:t>• Bu belge, okulapp.org üzerinde yayımlanan GENEL TUTANAK ŞABLONU setinin parçasıdır (sürüm: 2026.08.2 (31.08.2026)). Resmî bir Bakanlık belgesi değildir; okulun şartlarına ve toplantıda gerçekten görüşülen hususlara göre uyarlanır. Metindeki mevzuat atıfları 28.08.2026 tarihi itibarıyla yürürlükteki hükümlere göre yazılmıştır; kullanmadan önce güncelliği kontrol ediniz. Lisans: CC BY 4.0 — kaynak gösterilerek kullanılabilir ve uyarlanabilir.</w:t>
             </w:r>
           </w:p>
           <w:p>

--- a/public/evrak/zumre-tutanaklari/GNL-ZMR-ZT-001-COG_Cografya_Ders_Yili_Basi_Zumre_Tutanagi_2026-2027_v1.0.docx
+++ b/public/evrak/zumre-tutanaklari/GNL-ZMR-ZT-001-COG_Cografya_Ders_Yili_Basi_Zumre_Tutanagi_2026-2027_v1.0.docx
@@ -130,7 +130,7 @@
                 <w:i w:val="0"/>
                 <w:sz w:val="18"/>
               </w:rPr>
-              <w:t>• Türkiye Yüzyılı Maarif Modeli'nin 2026-2027 sınıf kapsamı doğrulanmıştır: Bakanlığın tymm.meb.gov.tr adresindeki duyurusuna göre model ortaöğretimde hazırlık, 9 ve 10. sınıflarda devam etmekte, 11. sınıflarda uygulanmaya başlamaktadır; aynı adreste yayımlanan 2026-2027 coğrafya taslak çerçeve yıllık planı da 9, 10 ve 11. sınıf sayfalarını bu programa, 12. sınıf sayfalarını 2018 programına göre vermektedir (erişim 29.08.2026). Toplantı öncesinde teyit edilecek husus: 11 ve 12. sınıflarda dört ve iki saatlik grupların şube listeleri ile hangi öğretmenin hangi grubu okuttuğu — madde 3 çizelgesi buna göre güncellenir.</w:t>
+              <w:t>• Türkiye Yüzyılı Maarif Modeli'nin 2026-2027 sınıf kapsamı kurul kararından doğrulanmıştır: coğrafya programı, Kurulun 23.05.2024 tarihli ve 20 sayılı kararıyla 2024-2025 öğretim yılından itibaren 9. sınıftan başlayarak kademeli uygulamaya konulmuştur; buna göre bu yıl 9, 10 ve 11. sınıflar kapsamdadır, 12. sınıfta 2018 programı sürer. Bakanlığın yayımladığı 2026-2027 coğrafya çerçeve yıllık planı da 9, 10 ve 11. sınıf sayfalarını bu programa, 12. sınıf sayfalarını 2018 programına göre vermektedir.</w:t>
             </w:r>
           </w:p>
           <w:p>
@@ -144,7 +144,7 @@
                 <w:i w:val="0"/>
                 <w:sz w:val="18"/>
               </w:rPr>
-              <w:t>• Sınav sonuçlarına itirazda okul uygulaması beş iş günüdür: Yazılı ve Uygulamalı Sınavlar Yönergesinde sonuç itirazı için üç iş günü öngörülmüş olmakla birlikte, öğrenci lehine olan ve üst normda yer alan Ortaöğretim Kurumları Yönetmeliğinin 49 uncu maddesinin dördüncü fıkrasındaki beş iş günlük süre esas alınır; sınav sorularına itiraz süresi ise üç iş günüdür (madde 8-A).</w:t>
+              <w:t>• Programın 2026 nüshası esastır: coğrafya öğretim programında Kurulun 13.05.2026 tarihli ve 53 sayılı kararıyla değişiklik yapılmıştır. Ünite yapısı, ünite ders saatleri ve okul temelli planlama süreleri değişmemiş; üç öğrenme çıktısının ifadesi değişmiştir. Bunlardan bu yıl uygulanan tek çıktı COĞ.10.7.1'dir ('… hakkında analojik çıkarım yapabilme'); COĞ.12.2.1 ve COĞ.12.6.5 değişiklikleri 12. sınıfa ait olduğundan 2027-2028'de yürürlüğe girer. Yıllık planda ve sınav kapsamında 10. sınıf çıktısının yeni ifadesi kullanılır.</w:t>
             </w:r>
           </w:p>
           <w:p>
@@ -158,7 +158,7 @@
                 <w:i w:val="0"/>
                 <w:sz w:val="18"/>
               </w:rPr>
-              <w:t>• 12. sınıf için esas alınan 2018 programının Talim ve Terbiye Kurulu karar tarih ve sayısı bu metne yazılmamıştır; anılacaksa Kurul kaynağından teyit edilerek eklenir. 'Coğrafya Dersi Öğretim Programı (2018)' ifadesi yeterlidir.</w:t>
+              <w:t>• Toplantı öncesinde teyit edilecek husus: 11 ve 12. sınıflarda dört ve iki saatlik grupların şube listeleri ile hangi öğretmenin hangi grubu okuttuğu — madde 3 çizelgesi buna göre güncellenir.</w:t>
             </w:r>
           </w:p>
           <w:p>
@@ -172,7 +172,7 @@
                 <w:i w:val="0"/>
                 <w:sz w:val="18"/>
               </w:rPr>
-              <w:t>• Metinde KIRMIZI renkli ve köşeli parantez içinde gösterilen alanlar (tarih, saat, sayı) toplantıda kesinleştirilir; nokta dizisi elle yazmaya yetecek genişlikte bırakılmıştır. Alan doldurulduktan sonra köşeli parantez kaldırılır ve yazı rengi siyaha çevrilir; belgede kırmızı alan kalması eksik doldurma işaretidir. Tutanağın arşivlenecek ve paylaşılacak nüshalarında öğrenci ve veli adı yazılmaz.</w:t>
+              <w:t>• Sınav sonuçlarına itirazda okul uygulaması beş iş günüdür: Yazılı ve Uygulamalı Sınavlar Yönergesinde sonuç itirazı için üç iş günü öngörülmüş olmakla birlikte, öğrenci lehine olan ve üst normda yer alan Ortaöğretim Kurumları Yönetmeliğinin 49 uncu maddesinin dördüncü fıkrasındaki beş iş günlük süre esas alınır; sınav sorularına itiraz süresi ise üç iş günüdür (madde 8-A).</w:t>
             </w:r>
           </w:p>
           <w:p>
@@ -186,7 +186,7 @@
                 <w:i w:val="0"/>
                 <w:sz w:val="18"/>
               </w:rPr>
-              <w:t>• Usul: Toplantı, öğretmenler kurulunu takip eden iş gününde ve ders saatleri dışında yapılır; duyuru en az beş gün önceden yazılı yapılır. Kararlar oy çokluğuyla alınır, okul müdürünün onayından sonra uygulanır ve tutanağı katılmayanlar dâhil bütün üyeler imzalar. Ders ziyareti yapılması kararı ancak oy birliğiyle alınabilir; bu tutanakta ziyaret yapılmaması yönünde karar önerilmiştir (KARAR 14).</w:t>
+              <w:t>• 12. sınıfın programı da künyesiyle yazılmıştır: 2018 Coğrafya Dersi Öğretim Programı, Talim ve Terbiye Kurulunun 19.01.2018 tarihli ve 26 sayılı kararıyla kabul edilmiştir. Künye, ortaöğretim haftalık ders çizelgelerinin açıklama bölümünden (ttkb.meb.gov.tr; 2018-2019 ve 2022-2023 çizelgeleri) teyit edilmiştir — TYMM program metinlerinde ve tymm.meb.gov.tr'de karar künyesi yer almaz.</w:t>
             </w:r>
           </w:p>
           <w:p>
@@ -200,7 +200,7 @@
                 <w:i w:val="0"/>
                 <w:sz w:val="18"/>
               </w:rPr>
-              <w:t>• Dayanaklar görüşme ve karar metinlerinin içinde anılmıştır; künyelerin tamamı imzadan önceki 'Tutanağın Dayandığı Mevzuat' çizelgesindedir.</w:t>
+              <w:t>• Metinde KIRMIZI renkli ve köşeli parantez içinde gösterilen alanlar (tarih, saat, sayı) toplantıda kesinleştirilir; nokta dizisi elle yazmaya yetecek genişlikte bırakılmıştır. Alan doldurulduktan sonra köşeli parantez kaldırılır ve yazı rengi siyaha çevrilir; belgede kırmızı alan kalması eksik doldurma işaretidir. Tutanağın arşivlenecek ve paylaşılacak nüshalarında öğrenci ve veli adı yazılmaz.</w:t>
             </w:r>
           </w:p>
           <w:p>
@@ -214,7 +214,35 @@
                 <w:i w:val="0"/>
                 <w:sz w:val="18"/>
               </w:rPr>
-              <w:t>• Bu belge, okulapp.org üzerinde yayımlanan GENEL TUTANAK ŞABLONU setinin parçasıdır (sürüm: 2026.08.2 (31.08.2026)). Resmî bir Bakanlık belgesi değildir; okulun şartlarına ve toplantıda gerçekten görüşülen hususlara göre uyarlanır. Metindeki mevzuat atıfları 28.08.2026 tarihi itibarıyla yürürlükteki hükümlere göre yazılmıştır; kullanmadan önce güncelliği kontrol ediniz. Lisans: CC BY 4.0 — kaynak gösterilerek kullanılabilir ve uyarlanabilir.</w:t>
+              <w:t>• Usul: Toplantı, öğretmenler kurulunu takip eden iş gününde ve ders saatleri dışında yapılır; duyuru en az beş gün önceden yazılı yapılır. Kararlar oy çokluğuyla alınır, okul müdürünün onayından sonra uygulanır ve tutanağı katılmayanlar dâhil bütün üyeler imzalar. Ders ziyareti yapılması kararı ancak oy birliğiyle alınabilir; bu tutanakta ziyaret yapılmaması yönünde karar önerilmiştir (KARAR 14).</w:t>
+            </w:r>
+          </w:p>
+          <w:p>
+            <w:pPr>
+              <w:spacing w:after="60"/>
+              <w:jc w:val="both"/>
+            </w:pPr>
+            <w:r>
+              <w:rPr>
+                <w:b w:val="0"/>
+                <w:i w:val="0"/>
+                <w:sz w:val="18"/>
+              </w:rPr>
+              <w:t>• Dayanaklar görüşme ve karar metinlerinin içinde anılmıştır; künyelerin tamamı imzadan önceki 'Tutanağın Dayandığı Mevzuat' çizelgesindedir.</w:t>
+            </w:r>
+          </w:p>
+          <w:p>
+            <w:pPr>
+              <w:spacing w:after="60"/>
+              <w:jc w:val="both"/>
+            </w:pPr>
+            <w:r>
+              <w:rPr>
+                <w:b w:val="0"/>
+                <w:i w:val="0"/>
+                <w:sz w:val="18"/>
+              </w:rPr>
+              <w:t>• Bu belge, okulapp.org üzerinde yayımlanan GENEL TUTANAK ŞABLONU setinin parçasıdır (sürüm: 2026.08.3 (02.09.2026)). Resmî bir Bakanlık belgesi değildir; okulun şartlarına ve toplantıda gerçekten görüşülen hususlara göre uyarlanır. Metindeki mevzuat atıfları 28.08.2026 tarihi itibarıyla yürürlükteki hükümlere göre yazılmıştır; kullanmadan önce güncelliği kontrol ediniz. Lisans: CC BY 4.0 — kaynak gösterilerek kullanılabilir ve uyarlanabilir.</w:t>
             </w:r>
           </w:p>
           <w:p>
@@ -2654,7 +2682,7 @@
           <w:i w:val="0"/>
           <w:sz w:val="20"/>
         </w:rPr>
-        <w:t>Başkan, sınıf düzeyi program tablolarını sundu. 9 ve 10. sınıflarda coğrafya haftada iki saat ortak ders olarak Türkiye Yüzyılı Maarif Modeli Coğrafya Dersi Öğretim Programına göre; 11. sınıfta seçmeli coğrafya aynı programa göre, 12. sınıfta ise 2018 Coğrafya Dersi Öğretim Programına göre okutulmaktadır.</w:t>
+        <w:t>Başkan, sınıf düzeyi program tablolarını sundu. 9 ve 10. sınıflarda coğrafya haftada iki saat ortak ders olarak Türkiye Yüzyılı Maarif Modeli Coğrafya Dersi Öğretim Programına göre; 11. sınıfta seçmeli coğrafya aynı programa göre, 12. sınıfta ise Talim ve Terbiye Kurulunun 19.01.2018 tarihli ve 26 sayılı kararıyla kabul edilen Coğrafya Dersi Öğretim Programına göre okutulmaktadır.</w:t>
       </w:r>
     </w:p>
     <w:p>
@@ -2717,6 +2745,29 @@
           <w:color w:val="C00000"/>
           <w:sz w:val="20"/>
         </w:rPr>
+        <w:t>[Üye 1]</w:t>
+      </w:r>
+      <w:r>
+        <w:rPr>
+          <w:b w:val="0"/>
+          <w:i w:val="0"/>
+          <w:sz w:val="20"/>
+        </w:rPr>
+        <w:t>, programın metninin Kurulun 13.05.2026 tarihli ve 53 sayılı kararıyla değiştirildiğini, dayanak kararın 23.05.2024 tarihli ve 20 sayılı karar olarak kalmakla birlikte esas alınacak nüshanın 2026 baskısı olduğunu belirtti. İki nüsha karşılaştırıldığında ünite yapısının, ünite ders saatlerinin ve okul temelli planlama sürelerinin korunduğu; üç öğrenme çıktısının ifadesinin değiştiği görüldü. Bu yıl uygulanan sınıflardaki tek değişikliğin COĞ.10.7.1 kodlu çıktı olduğu ('Türk dünyasının ortak kültürel özellikleri hakkında analojik çıkarım yapabilme'), COĞ.12.2.1 ve COĞ.12.6.5 kodlu çıktılardaki değişikliklerin 12. sınıfa ait olması nedeniyle 2027-2028 öğretim yılında yürürlüğe gireceği tespit edildi; 10. sınıf yıllık planında ve sınav kapsamlarında çıktının yeni ifadesinin kullanılacağı kararlaştırıldı.</w:t>
+      </w:r>
+    </w:p>
+    <w:p>
+      <w:pPr>
+        <w:spacing w:after="80" w:before="0"/>
+        <w:jc w:val="both"/>
+      </w:pPr>
+      <w:r>
+        <w:rPr>
+          <w:b w:val="0"/>
+          <w:i w:val="0"/>
+          <w:color w:val="C00000"/>
+          <w:sz w:val="20"/>
+        </w:rPr>
         <w:t>[Üye 2]</w:t>
       </w:r>
       <w:r>
@@ -5617,7 +5668,7 @@
           <w:i w:val="0"/>
           <w:sz w:val="20"/>
         </w:rPr>
-        <w:t xml:space="preserve">2026-2027 eğitim ve öğretim yılında 9, 10 ve 11. sınıflarda Türkiye Yüzyılı Maarif Modeli Coğrafya Dersi Öğretim Programının, 12. sınıflarda 2018 Coğrafya Dersi Öğretim Programının esas alınmasına; seçmeli coğrafyada dört saatlik gruplarda öğrenme çıktılarının ve kazanımların tamamının, iki saatlik gruplarda 11. sınıfta program md.1.4'teki öğrenme çıktısı listesinin, 12. sınıfta 2018 programının iki ders saati bölümünün uygulanmasına; ders kitaplarının EBA'dan indirilerek </w:t>
+        <w:t xml:space="preserve">2026-2027 eğitim ve öğretim yılında 9, 10 ve 11. sınıflarda Türkiye Yüzyılı Maarif Modeli Coğrafya Dersi Öğretim Programının (Talim ve Terbiye Kurulunun 23.05.2024 tarihli ve 20 sayılı kararı; 13.05.2026 tarihli ve 53 sayılı Kurul kararıyla değiştirilen 2026 nüshası), 12. sınıflarda Kurulun 19.01.2018 tarihli ve 26 sayılı kararıyla kabul edilen Coğrafya Dersi Öğretim Programının esas alınmasına; seçmeli coğrafyada dört saatlik gruplarda öğrenme çıktılarının ve kazanımların tamamının, iki saatlik gruplarda 11. sınıfta program md.1.4'teki öğrenme çıktısı listesinin, 12. sınıfta 2018 programının iki ders saati bölümünün uygulanmasına; ders kitaplarının EBA'dan indirilerek </w:t>
       </w:r>
       <w:r>
         <w:rPr>
@@ -5806,7 +5857,7 @@
           <w:i w:val="0"/>
           <w:sz w:val="20"/>
         </w:rPr>
-        <w:t>/09/2026 tarihinde okul yönetimine sunulmasına; 9, 10 ve 11. sınıf planlarında ünite bitiş tarihlerinin e-Okul gelişim raporu takvimiyle uyumlu işlenmesine; Atatürkçülük konularının 2488 sayılı Tebliğler Dergisi'ne göre planlara dağıtılmasına karar verildi.</w:t>
+        <w:t>/09/2026 tarihinde okul yönetimine sunulmasına; 9, 10 ve 11. sınıf planlarında ünite bitiş tarihlerinin e-Okul gelişim raporu takvimiyle uyumlu işlenmesine; Atatürkçülük konularının 2488 sayılı Tebliğler Dergisi'ne göre planlara dağıtılmasına; her plan setinde dayanılan öğretim programının Talim ve Terbiye Kurulu karar tarih ve sayısıyla gösterilmesine (9, 10 ve 11. sınıf planlarında 23.05.2024 tarihli ve 20 sayılı kararla kabul edilip 13.05.2026 tarihli ve 53 sayılı kararla değiştirilen Türkiye Yüzyılı Maarif Modeli programının 2026 nüshası; 12. sınıf planlarında 19.01.2018 tarihli ve 26 sayılı kararla kabul edilen program) karar verildi.</w:t>
       </w:r>
     </w:p>
     <w:p>
@@ -6713,7 +6764,7 @@
           <w:i w:val="0"/>
           <w:sz w:val="20"/>
         </w:rPr>
-        <w:t xml:space="preserve">Eğitim Kurulları ve Zümreleri Yönergesinin 12 nci maddesinin sekizinci fıkrasının (j) bendi uyarınca öğrencilerin ulusal ve uluslararası sınav sonuçlarının derslerle ilişkilendirilerek değerlendirileceği ve gerekli tedbirleri içeren zümre eylem planının hazırlanacağı belirtildi. </w:t>
+        <w:t xml:space="preserve">Eğitim Kurulları ve Zümreleri Yönergesinin 12 nci maddesinin sekizinci fıkrasının (j) bendi uyarınca öğrencilerin ulusal ve uluslararası sınav sonuçlarının derslerle ilişkilendirilerek değerlendirileceği, sonuçların okulun mevcut verileriyle kıyaslanacağı ve gerekli tedbirleri içeren zümre eylem planının hazırlanacağı belirtildi. </w:t>
       </w:r>
       <w:r>
         <w:rPr>
@@ -6730,7 +6781,459 @@
           <w:i w:val="0"/>
           <w:sz w:val="20"/>
         </w:rPr>
-        <w:t>, 2026 yükseköğretim kurumları sınavı sonuç dökümünün okul yönetiminden sınıf ve soru-konu kırılımıyla isteneceğini ifade etti.</w:t>
+        <w:t>, okul yönetiminden alınan ÖSYM test sonuç listelerine göre son iki yılın coğrafya testi okul ortalamalarını aşağıdaki çizelgeyle sundu.</w:t>
+      </w:r>
+    </w:p>
+    <w:tbl>
+      <w:tblPr>
+        <w:tblStyle w:val="TableGrid"/>
+        <w:tblW w:w="10093" w:type="dxa"/>
+        <w:jc w:val="center"/>
+        <w:tblLayout w:type="fixed"/>
+        <w:tblLook w:firstColumn="1" w:firstRow="1" w:lastColumn="0" w:lastRow="0" w:noHBand="0" w:noVBand="1" w:val="04A0"/>
+      </w:tblPr>
+      <w:tblGrid>
+        <w:gridCol w:w="2268"/>
+        <w:gridCol w:w="794"/>
+        <w:gridCol w:w="1361"/>
+        <w:gridCol w:w="1474"/>
+        <w:gridCol w:w="1361"/>
+        <w:gridCol w:w="1474"/>
+        <w:gridCol w:w="1361"/>
+      </w:tblGrid>
+      <w:tr>
+        <w:tc>
+          <w:tcPr>
+            <w:tcW w:w="2268" w:type="dxa"/>
+            <w:shd w:val="clear" w:fill="F2F2F2"/>
+          </w:tcPr>
+          <w:p>
+            <w:pPr>
+              <w:keepNext/>
+              <w:keepLines/>
+            </w:pPr>
+            <w:r/>
+            <w:r>
+              <w:rPr>
+                <w:b/>
+                <w:i w:val="0"/>
+                <w:sz w:val="18"/>
+              </w:rPr>
+              <w:t>AYT testi</w:t>
+            </w:r>
+          </w:p>
+        </w:tc>
+        <w:tc>
+          <w:tcPr>
+            <w:tcW w:w="794" w:type="dxa"/>
+            <w:shd w:val="clear" w:fill="F2F2F2"/>
+          </w:tcPr>
+          <w:p>
+            <w:pPr>
+              <w:keepNext/>
+              <w:keepLines/>
+            </w:pPr>
+            <w:r/>
+            <w:r>
+              <w:rPr>
+                <w:b/>
+                <w:i w:val="0"/>
+                <w:sz w:val="18"/>
+              </w:rPr>
+              <w:t>Soru</w:t>
+            </w:r>
+          </w:p>
+        </w:tc>
+        <w:tc>
+          <w:tcPr>
+            <w:tcW w:w="1361" w:type="dxa"/>
+            <w:shd w:val="clear" w:fill="F2F2F2"/>
+          </w:tcPr>
+          <w:p>
+            <w:pPr>
+              <w:keepNext/>
+              <w:keepLines/>
+            </w:pPr>
+            <w:r/>
+            <w:r>
+              <w:rPr>
+                <w:b/>
+                <w:i w:val="0"/>
+                <w:sz w:val="18"/>
+              </w:rPr>
+              <w:t>2025 çözen</w:t>
+            </w:r>
+          </w:p>
+        </w:tc>
+        <w:tc>
+          <w:tcPr>
+            <w:tcW w:w="1474" w:type="dxa"/>
+            <w:shd w:val="clear" w:fill="F2F2F2"/>
+          </w:tcPr>
+          <w:p>
+            <w:pPr>
+              <w:keepNext/>
+              <w:keepLines/>
+            </w:pPr>
+            <w:r/>
+            <w:r>
+              <w:rPr>
+                <w:b/>
+                <w:i w:val="0"/>
+                <w:sz w:val="18"/>
+              </w:rPr>
+              <w:t>2025 ort. net</w:t>
+            </w:r>
+          </w:p>
+        </w:tc>
+        <w:tc>
+          <w:tcPr>
+            <w:tcW w:w="1361" w:type="dxa"/>
+            <w:shd w:val="clear" w:fill="F2F2F2"/>
+          </w:tcPr>
+          <w:p>
+            <w:pPr>
+              <w:keepNext/>
+              <w:keepLines/>
+            </w:pPr>
+            <w:r/>
+            <w:r>
+              <w:rPr>
+                <w:b/>
+                <w:i w:val="0"/>
+                <w:sz w:val="18"/>
+              </w:rPr>
+              <w:t>2026 çözen</w:t>
+            </w:r>
+          </w:p>
+        </w:tc>
+        <w:tc>
+          <w:tcPr>
+            <w:tcW w:w="1474" w:type="dxa"/>
+            <w:shd w:val="clear" w:fill="F2F2F2"/>
+          </w:tcPr>
+          <w:p>
+            <w:pPr>
+              <w:keepNext/>
+              <w:keepLines/>
+            </w:pPr>
+            <w:r/>
+            <w:r>
+              <w:rPr>
+                <w:b/>
+                <w:i w:val="0"/>
+                <w:sz w:val="18"/>
+              </w:rPr>
+              <w:t>2026 ort. net</w:t>
+            </w:r>
+          </w:p>
+        </w:tc>
+        <w:tc>
+          <w:tcPr>
+            <w:tcW w:w="1361" w:type="dxa"/>
+            <w:shd w:val="clear" w:fill="F2F2F2"/>
+          </w:tcPr>
+          <w:p>
+            <w:pPr>
+              <w:keepNext/>
+              <w:keepLines/>
+            </w:pPr>
+            <w:r/>
+            <w:r>
+              <w:rPr>
+                <w:b/>
+                <w:i w:val="0"/>
+                <w:sz w:val="18"/>
+              </w:rPr>
+              <w:t>Değişim</w:t>
+            </w:r>
+          </w:p>
+        </w:tc>
+      </w:tr>
+      <w:tr>
+        <w:tc>
+          <w:tcPr>
+            <w:tcW w:w="2268" w:type="dxa"/>
+          </w:tcPr>
+          <w:p>
+            <w:pPr>
+              <w:keepNext/>
+              <w:keepLines/>
+            </w:pPr>
+            <w:r/>
+            <w:r>
+              <w:rPr>
+                <w:b w:val="0"/>
+                <w:i w:val="0"/>
+                <w:sz w:val="18"/>
+              </w:rPr>
+              <w:t>Coğrafya-1</w:t>
+            </w:r>
+          </w:p>
+        </w:tc>
+        <w:tc>
+          <w:tcPr>
+            <w:tcW w:w="794" w:type="dxa"/>
+          </w:tcPr>
+          <w:p>
+            <w:pPr>
+              <w:keepNext/>
+              <w:keepLines/>
+            </w:pPr>
+            <w:r/>
+            <w:r>
+              <w:rPr>
+                <w:b w:val="0"/>
+                <w:i w:val="0"/>
+                <w:sz w:val="18"/>
+              </w:rPr>
+              <w:t>6</w:t>
+            </w:r>
+          </w:p>
+        </w:tc>
+        <w:tc>
+          <w:tcPr>
+            <w:tcW w:w="1361" w:type="dxa"/>
+          </w:tcPr>
+          <w:p>
+            <w:pPr>
+              <w:keepNext/>
+              <w:keepLines/>
+            </w:pPr>
+            <w:r/>
+            <w:r>
+              <w:rPr>
+                <w:b w:val="0"/>
+                <w:i w:val="0"/>
+                <w:color w:val="C00000"/>
+                <w:sz w:val="18"/>
+              </w:rPr>
+              <w:t>[……………………]</w:t>
+            </w:r>
+          </w:p>
+        </w:tc>
+        <w:tc>
+          <w:tcPr>
+            <w:tcW w:w="1474" w:type="dxa"/>
+          </w:tcPr>
+          <w:p>
+            <w:pPr>
+              <w:keepNext/>
+              <w:keepLines/>
+            </w:pPr>
+            <w:r/>
+            <w:r>
+              <w:rPr>
+                <w:b w:val="0"/>
+                <w:i w:val="0"/>
+                <w:color w:val="C00000"/>
+                <w:sz w:val="18"/>
+              </w:rPr>
+              <w:t>[……………………]</w:t>
+            </w:r>
+          </w:p>
+        </w:tc>
+        <w:tc>
+          <w:tcPr>
+            <w:tcW w:w="1361" w:type="dxa"/>
+          </w:tcPr>
+          <w:p>
+            <w:pPr>
+              <w:keepNext/>
+              <w:keepLines/>
+            </w:pPr>
+            <w:r/>
+            <w:r>
+              <w:rPr>
+                <w:b w:val="0"/>
+                <w:i w:val="0"/>
+                <w:color w:val="C00000"/>
+                <w:sz w:val="18"/>
+              </w:rPr>
+              <w:t>[……………………]</w:t>
+            </w:r>
+          </w:p>
+        </w:tc>
+        <w:tc>
+          <w:tcPr>
+            <w:tcW w:w="1474" w:type="dxa"/>
+          </w:tcPr>
+          <w:p>
+            <w:pPr>
+              <w:keepNext/>
+              <w:keepLines/>
+            </w:pPr>
+            <w:r/>
+            <w:r>
+              <w:rPr>
+                <w:b w:val="0"/>
+                <w:i w:val="0"/>
+                <w:color w:val="C00000"/>
+                <w:sz w:val="18"/>
+              </w:rPr>
+              <w:t>[……………………]</w:t>
+            </w:r>
+          </w:p>
+        </w:tc>
+        <w:tc>
+          <w:tcPr>
+            <w:tcW w:w="1361" w:type="dxa"/>
+          </w:tcPr>
+          <w:p>
+            <w:pPr>
+              <w:keepNext/>
+              <w:keepLines/>
+            </w:pPr>
+            <w:r/>
+            <w:r>
+              <w:rPr>
+                <w:b w:val="0"/>
+                <w:i w:val="0"/>
+                <w:color w:val="C00000"/>
+                <w:sz w:val="18"/>
+              </w:rPr>
+              <w:t>[……………………]</w:t>
+            </w:r>
+          </w:p>
+        </w:tc>
+      </w:tr>
+      <w:tr>
+        <w:tc>
+          <w:tcPr>
+            <w:tcW w:w="2268" w:type="dxa"/>
+          </w:tcPr>
+          <w:p>
+            <w:r/>
+            <w:r>
+              <w:rPr>
+                <w:b w:val="0"/>
+                <w:i w:val="0"/>
+                <w:sz w:val="18"/>
+              </w:rPr>
+              <w:t>Coğrafya-2</w:t>
+            </w:r>
+          </w:p>
+        </w:tc>
+        <w:tc>
+          <w:tcPr>
+            <w:tcW w:w="794" w:type="dxa"/>
+          </w:tcPr>
+          <w:p>
+            <w:r/>
+            <w:r>
+              <w:rPr>
+                <w:b w:val="0"/>
+                <w:i w:val="0"/>
+                <w:sz w:val="18"/>
+              </w:rPr>
+              <w:t>11</w:t>
+            </w:r>
+          </w:p>
+        </w:tc>
+        <w:tc>
+          <w:tcPr>
+            <w:tcW w:w="1361" w:type="dxa"/>
+          </w:tcPr>
+          <w:p>
+            <w:r/>
+            <w:r>
+              <w:rPr>
+                <w:b w:val="0"/>
+                <w:i w:val="0"/>
+                <w:color w:val="C00000"/>
+                <w:sz w:val="18"/>
+              </w:rPr>
+              <w:t>[……………………]</w:t>
+            </w:r>
+          </w:p>
+        </w:tc>
+        <w:tc>
+          <w:tcPr>
+            <w:tcW w:w="1474" w:type="dxa"/>
+          </w:tcPr>
+          <w:p>
+            <w:r/>
+            <w:r>
+              <w:rPr>
+                <w:b w:val="0"/>
+                <w:i w:val="0"/>
+                <w:color w:val="C00000"/>
+                <w:sz w:val="18"/>
+              </w:rPr>
+              <w:t>[……………………]</w:t>
+            </w:r>
+          </w:p>
+        </w:tc>
+        <w:tc>
+          <w:tcPr>
+            <w:tcW w:w="1361" w:type="dxa"/>
+          </w:tcPr>
+          <w:p>
+            <w:r/>
+            <w:r>
+              <w:rPr>
+                <w:b w:val="0"/>
+                <w:i w:val="0"/>
+                <w:color w:val="C00000"/>
+                <w:sz w:val="18"/>
+              </w:rPr>
+              <w:t>[……………………]</w:t>
+            </w:r>
+          </w:p>
+        </w:tc>
+        <w:tc>
+          <w:tcPr>
+            <w:tcW w:w="1474" w:type="dxa"/>
+          </w:tcPr>
+          <w:p>
+            <w:r/>
+            <w:r>
+              <w:rPr>
+                <w:b w:val="0"/>
+                <w:i w:val="0"/>
+                <w:color w:val="C00000"/>
+                <w:sz w:val="18"/>
+              </w:rPr>
+              <w:t>[……………………]</w:t>
+            </w:r>
+          </w:p>
+        </w:tc>
+        <w:tc>
+          <w:tcPr>
+            <w:tcW w:w="1361" w:type="dxa"/>
+          </w:tcPr>
+          <w:p>
+            <w:r/>
+            <w:r>
+              <w:rPr>
+                <w:b w:val="0"/>
+                <w:i w:val="0"/>
+                <w:color w:val="C00000"/>
+                <w:sz w:val="18"/>
+              </w:rPr>
+              <w:t>[……………………]</w:t>
+            </w:r>
+          </w:p>
+        </w:tc>
+      </w:tr>
+    </w:tbl>
+    <w:p>
+      <w:pPr>
+        <w:spacing w:after="60" w:before="0"/>
+      </w:pPr>
+    </w:p>
+    <w:p>
+      <w:pPr>
+        <w:spacing w:after="80" w:before="0"/>
+        <w:jc w:val="both"/>
+      </w:pPr>
+      <w:r>
+        <w:rPr>
+          <w:b w:val="0"/>
+          <w:i w:val="0"/>
+          <w:sz w:val="18"/>
+        </w:rPr>
+        <w:t>Kaynak: ÖSYM okul bazlı test sonuç listeleri. Ortalamalar, ilgili testte en az bir soru işaretleyen öğrenciler üzerinden alınmıştır. Coğrafya dersinin katkı verdiği TYT sosyal bilimler testi (tarih, coğrafya, felsefe grubu ve din kültürü sorularından oluşur) listede ders bazında ayrışmaz; okulun bu testteki ortalaması ayrıca not edilir.</w:t>
       </w:r>
     </w:p>
     <w:p>
@@ -6744,7 +7247,21 @@
           <w:i w:val="0"/>
           <w:sz w:val="20"/>
         </w:rPr>
-        <w:t xml:space="preserve">Başkan, veri görülmeden hedef yazmanın gerçekçi olmayacağını belirterek ölçülebilir hedefin kasım toplantısında bu veriyle belirlenmesini önerdi; hedefin 'hedef grup, ölçme aracı, ölçüt ve tarih' içeren kalıpla yazılacağı benimsendi. </w:t>
+        <w:t>Çizelge üzerinde yapılan değerlendirmede iki testin ortalamaları, testi cevaplayan öğrenci oranındaki değişimle birlikte okundu. Daha geniş ve daha heterojen bir öğrenci grubunun testi cevaplamasının ortalamayı aşağı çeken etkenlerden biri olabileceği, bu nedenle tek yılın ortalamasının tek başına yorumlanmayıp cevaplama oranıyla birlikte okunması gerektiği belirtildi.</w:t>
+      </w:r>
+    </w:p>
+    <w:p>
+      <w:pPr>
+        <w:spacing w:after="80" w:before="0"/>
+        <w:jc w:val="both"/>
+      </w:pPr>
+      <w:r>
+        <w:rPr>
+          <w:b w:val="0"/>
+          <w:i w:val="0"/>
+          <w:sz w:val="20"/>
+        </w:rPr>
+        <w:t xml:space="preserve">Coğrafya-2 testinin ağırlıklı olarak sözel alan öğrencilerince cevaplandığı, bu grubun izleneceği; ders içi ölçme sonuçlarının da aynı gözle değerlendirileceği ifade edildi. Hedefin 'hedef grup, ölçme aracı, ölçüt ve tarih' içeren kalıpla yazılacağı benimsendi; veri elde bulunduğundan hedefin bu toplantıda belirlenmesi kararlaştırıldı. </w:t>
       </w:r>
       <w:r>
         <w:rPr>
@@ -6784,7 +7301,75 @@
           <w:i w:val="0"/>
           <w:sz w:val="20"/>
         </w:rPr>
-        <w:t xml:space="preserve">Yükseköğretim kurumları sınavı coğrafya sonuç verisinin okul yönetiminden alınarak incelenmesine ve ölçülebilir başarı hedefinin kasım toplantısında belirlenmesine; araştırma projeleri yarışmasına başvurmak isteyen öğrencilere danışmanlığın </w:t>
+        <w:t xml:space="preserve">Yükseköğretim kurumları sınavı coğrafya sonuçlarının yukarıdaki çizelgeyle değerlendirilmesine; son yılın okul ortalamaları başlangıç değeri kabul edilerek </w:t>
+      </w:r>
+      <w:r>
+        <w:rPr>
+          <w:b w:val="0"/>
+          <w:i w:val="0"/>
+          <w:color w:val="C00000"/>
+          <w:sz w:val="20"/>
+        </w:rPr>
+        <w:t>[hedef grup]</w:t>
+      </w:r>
+      <w:r>
+        <w:rPr>
+          <w:b w:val="0"/>
+          <w:i w:val="0"/>
+          <w:sz w:val="20"/>
+        </w:rPr>
+        <w:t xml:space="preserve"> öğrencilerinin </w:t>
+      </w:r>
+      <w:r>
+        <w:rPr>
+          <w:b w:val="0"/>
+          <w:i w:val="0"/>
+          <w:color w:val="C00000"/>
+          <w:sz w:val="20"/>
+        </w:rPr>
+        <w:t>[……………………]</w:t>
+      </w:r>
+      <w:r>
+        <w:rPr>
+          <w:b w:val="0"/>
+          <w:i w:val="0"/>
+          <w:sz w:val="20"/>
+        </w:rPr>
+        <w:t xml:space="preserve"> tarihine kadar coğrafya-2 testinde </w:t>
+      </w:r>
+      <w:r>
+        <w:rPr>
+          <w:b w:val="0"/>
+          <w:i w:val="0"/>
+          <w:color w:val="C00000"/>
+          <w:sz w:val="20"/>
+        </w:rPr>
+        <w:t>[……………………]</w:t>
+      </w:r>
+      <w:r>
+        <w:rPr>
+          <w:b w:val="0"/>
+          <w:i w:val="0"/>
+          <w:sz w:val="20"/>
+        </w:rPr>
+        <w:t xml:space="preserve"> net düzeyine ulaşmasının hedeflenmesine; hedefe yönelik zümre eylem planının </w:t>
+      </w:r>
+      <w:r>
+        <w:rPr>
+          <w:b w:val="0"/>
+          <w:i w:val="0"/>
+          <w:color w:val="C00000"/>
+          <w:sz w:val="20"/>
+        </w:rPr>
+        <w:t>[……………………]</w:t>
+      </w:r>
+      <w:r>
+        <w:rPr>
+          <w:b w:val="0"/>
+          <w:i w:val="0"/>
+          <w:sz w:val="20"/>
+        </w:rPr>
+        <w:t xml:space="preserve"> tarihine kadar hazırlanarak uygulanmasına ve gerçekleşme durumunun ders yılı sonu toplantısında ölçülmesine; araştırma projeleri yarışmasına başvurmak isteyen öğrencilere danışmanlığın </w:t>
       </w:r>
       <w:r>
         <w:rPr>
@@ -9430,7 +10015,7 @@
                 <w:i w:val="0"/>
                 <w:sz w:val="18"/>
               </w:rPr>
-              <w:t>Coğrafya Dersi Öğretim Programı — Türkiye Yüzyılı Maarif Modeli (Talim ve Terbiye Kurulunun 23.05.2024 tarihli ve 20 sayılı kararı)</w:t>
+              <w:t>Coğrafya Dersi Öğretim Programı — Türkiye Yüzyılı Maarif Modeli (Talim ve Terbiye Kurulunun 23.05.2024 tarihli ve 20 sayılı kararı; programda 13.05.2026 tarihli ve 53 sayılı Kurul kararıyla değişiklik yapılmıştır — 2026 nüshası esastır)</w:t>
             </w:r>
           </w:p>
         </w:tc>
@@ -9464,7 +10049,7 @@
                 <w:i w:val="0"/>
                 <w:sz w:val="18"/>
               </w:rPr>
-              <w:t>Coğrafya Dersi Öğretim Programı (2018) — 12. sınıflar</w:t>
+              <w:t>Coğrafya Dersi Öğretim Programı (2018) — Talim ve Terbiye Kurulunun 19.01.2018 tarihli ve 26 sayılı kararı; 12. sınıflar</w:t>
             </w:r>
           </w:p>
         </w:tc>
